--- a/session-ma/1 Основы функционального программирования (Гордеев Андрей Борисович)/Лабораторные/Соколов Д.А Ик-731 - ЛР2.docx
+++ b/session-ma/1 Основы функционального программирования (Гордеев Андрей Борисович)/Лабораторные/Соколов Д.А Ик-731 - ЛР2.docx
@@ -1,6 +1,6 @@
 
 <file path=word/document.xml><?xml version="1.0" encoding="utf-8"?>
-<w:document xmlns:wpc="http://schemas.microsoft.com/office/word/2010/wordprocessingCanvas" xmlns:cx="http://schemas.microsoft.com/office/drawing/2014/chartex" xmlns:cx1="http://schemas.microsoft.com/office/drawing/2015/9/8/chartex" xmlns:cx2="http://schemas.microsoft.com/office/drawing/2015/10/21/chartex" xmlns:cx3="http://schemas.microsoft.com/office/drawing/2016/5/9/chartex" xmlns:cx4="http://schemas.microsoft.com/office/drawing/2016/5/10/chartex" xmlns:cx5="http://schemas.microsoft.com/office/drawing/2016/5/11/chartex" xmlns:cx6="http://schemas.microsoft.com/office/drawing/2016/5/12/chartex" xmlns:cx7="http://schemas.microsoft.com/office/drawing/2016/5/13/chartex" xmlns:cx8="http://schemas.microsoft.com/office/drawing/2016/5/14/chartex" xmlns:mc="http://schemas.openxmlformats.org/markup-compatibility/2006" xmlns:aink="http://schemas.microsoft.com/office/drawing/2016/ink" xmlns:am3d="http://schemas.microsoft.com/office/drawing/2017/model3d" xmlns:o="urn:schemas-microsoft-com:office:office" xmlns:r="http://schemas.openxmlformats.org/officeDocument/2006/relationships" xmlns:m="http://schemas.openxmlformats.org/officeDocument/2006/math" xmlns:v="urn:schemas-microsoft-com:vml" xmlns:wp14="http://schemas.microsoft.com/office/word/2010/wordprocessingDrawing" xmlns:wp="http://schemas.openxmlformats.org/drawingml/2006/wordprocessingDrawing" xmlns:w10="urn:schemas-microsoft-com:office:word" xmlns:w="http://schemas.openxmlformats.org/wordprocessingml/2006/main" xmlns:w14="http://schemas.microsoft.com/office/word/2010/wordml" xmlns:w15="http://schemas.microsoft.com/office/word/2012/wordml" xmlns:w16cex="http://schemas.microsoft.com/office/word/2018/wordml/cex" xmlns:w16cid="http://schemas.microsoft.com/office/word/2016/wordml/cid" xmlns:w16="http://schemas.microsoft.com/office/word/2018/wordml" xmlns:w16sdtdh="http://schemas.microsoft.com/office/word/2020/wordml/sdtdatahash" xmlns:w16se="http://schemas.microsoft.com/office/word/2015/wordml/symex" xmlns:wpg="http://schemas.microsoft.com/office/word/2010/wordprocessingGroup" xmlns:wpi="http://schemas.microsoft.com/office/word/2010/wordprocessingInk" xmlns:wne="http://schemas.microsoft.com/office/word/2006/wordml" xmlns:wps="http://schemas.microsoft.com/office/word/2010/wordprocessingShape" mc:Ignorable="w14 w15 w16se w16cid w16 w16cex w16sdtdh wp14">
+<w:document xmlns:wpc="http://schemas.microsoft.com/office/word/2010/wordprocessingCanvas" xmlns:cx="http://schemas.microsoft.com/office/drawing/2014/chartex" xmlns:cx1="http://schemas.microsoft.com/office/drawing/2015/9/8/chartex" xmlns:cx2="http://schemas.microsoft.com/office/drawing/2015/10/21/chartex" xmlns:cx3="http://schemas.microsoft.com/office/drawing/2016/5/9/chartex" xmlns:cx4="http://schemas.microsoft.com/office/drawing/2016/5/10/chartex" xmlns:cx5="http://schemas.microsoft.com/office/drawing/2016/5/11/chartex" xmlns:cx6="http://schemas.microsoft.com/office/drawing/2016/5/12/chartex" xmlns:cx7="http://schemas.microsoft.com/office/drawing/2016/5/13/chartex" xmlns:cx8="http://schemas.microsoft.com/office/drawing/2016/5/14/chartex" xmlns:mc="http://schemas.openxmlformats.org/markup-compatibility/2006" xmlns:aink="http://schemas.microsoft.com/office/drawing/2016/ink" xmlns:am3d="http://schemas.microsoft.com/office/drawing/2017/model3d" xmlns:o="urn:schemas-microsoft-com:office:office" xmlns:r="http://schemas.openxmlformats.org/officeDocument/2006/relationships" xmlns:m="http://schemas.openxmlformats.org/officeDocument/2006/math" xmlns:v="urn:schemas-microsoft-com:vml" xmlns:wp14="http://schemas.microsoft.com/office/word/2010/wordprocessingDrawing" xmlns:wp="http://schemas.openxmlformats.org/drawingml/2006/wordprocessingDrawing" xmlns:w10="urn:schemas-microsoft-com:office:word" xmlns:w="http://schemas.openxmlformats.org/wordprocessingml/2006/main" xmlns:w14="http://schemas.microsoft.com/office/word/2010/wordml" xmlns:w15="http://schemas.microsoft.com/office/word/2012/wordml" xmlns:w16cex="http://schemas.microsoft.com/office/word/2018/wordml/cex" xmlns:w16cid="http://schemas.microsoft.com/office/word/2016/wordml/cid" xmlns:w16="http://schemas.microsoft.com/office/word/2018/wordml" xmlns:w16se="http://schemas.microsoft.com/office/word/2015/wordml/symex" xmlns:wpg="http://schemas.microsoft.com/office/word/2010/wordprocessingGroup" xmlns:wpi="http://schemas.microsoft.com/office/word/2010/wordprocessingInk" xmlns:wne="http://schemas.microsoft.com/office/word/2006/wordml" xmlns:wps="http://schemas.microsoft.com/office/word/2010/wordprocessingShape" mc:Ignorable="w14 w15 w16se w16cid w16 w16cex wp14">
   <w:body>
     <w:p>
       <w:pPr>
@@ -1613,17 +1613,6 @@
       <w:pPr>
         <w:spacing w:line="360" w:lineRule="auto"/>
         <w:ind w:firstLine="425"/>
-        <w:jc w:val="both"/>
-        <w:rPr>
-          <w:sz w:val="28"/>
-          <w:szCs w:val="28"/>
-        </w:rPr>
-      </w:pPr>
-    </w:p>
-    <w:p>
-      <w:pPr>
-        <w:spacing w:line="360" w:lineRule="auto"/>
-        <w:ind w:firstLine="425"/>
         <w:rPr>
           <w:sz w:val="28"/>
           <w:szCs w:val="28"/>
@@ -1649,7 +1638,7 @@
           <w:sz w:val="28"/>
           <w:szCs w:val="28"/>
         </w:rPr>
-        <w:t>2. Задания к лабораторной работе</w:t>
+        <w:t>Задания к лабораторной работе</w:t>
       </w:r>
     </w:p>
     <w:p>
@@ -1671,31 +1660,72 @@
           <w:sz w:val="28"/>
           <w:szCs w:val="28"/>
         </w:rPr>
-        <w:t>1. Приведите пример нетривиальных выражений, принадлежащих</w:t>
-      </w:r>
-    </w:p>
-    <w:p>
-      <w:pPr>
-        <w:widowControl/>
-        <w:autoSpaceDE/>
-        <w:autoSpaceDN/>
-        <w:adjustRightInd/>
-        <w:spacing w:after="160" w:line="259" w:lineRule="auto"/>
-        <w:rPr>
-          <w:b/>
-          <w:bCs/>
-          <w:sz w:val="28"/>
-          <w:szCs w:val="28"/>
-        </w:rPr>
-      </w:pPr>
-      <w:r>
-        <w:rPr>
-          <w:b/>
-          <w:bCs/>
-          <w:sz w:val="28"/>
-          <w:szCs w:val="28"/>
-        </w:rPr>
-        <w:br w:type="page"/>
+        <w:t xml:space="preserve">1. </w:t>
+      </w:r>
+      <w:r>
+        <w:rPr>
+          <w:b/>
+          <w:bCs/>
+          <w:sz w:val="28"/>
+          <w:szCs w:val="28"/>
+        </w:rPr>
+        <w:t xml:space="preserve">Определите </w:t>
+      </w:r>
+      <w:r>
+        <w:rPr>
+          <w:b/>
+          <w:bCs/>
+          <w:sz w:val="28"/>
+          <w:szCs w:val="28"/>
+        </w:rPr>
+        <w:t>функцию,</w:t>
+      </w:r>
+      <w:r>
+        <w:rPr>
+          <w:b/>
+          <w:bCs/>
+          <w:sz w:val="28"/>
+          <w:szCs w:val="28"/>
+        </w:rPr>
+        <w:t xml:space="preserve"> принимающую на вход целое число и возвращающую список степеней десятки от 1 до </w:t>
+      </w:r>
+      <w:r>
+        <w:rPr>
+          <w:b/>
+          <w:bCs/>
+          <w:sz w:val="28"/>
+          <w:szCs w:val="28"/>
+          <w:lang w:val="en-US"/>
+        </w:rPr>
+        <w:t>n</w:t>
+      </w:r>
+      <w:r>
+        <w:rPr>
+          <w:b/>
+          <w:bCs/>
+          <w:sz w:val="28"/>
+          <w:szCs w:val="28"/>
+        </w:rPr>
+        <w:t xml:space="preserve"> (</w:t>
+      </w:r>
+      <w:r>
+        <w:rPr>
+          <w:b/>
+          <w:bCs/>
+          <w:sz w:val="28"/>
+          <w:szCs w:val="28"/>
+          <w:lang w:val="en-US"/>
+        </w:rPr>
+        <w:t>n</w:t>
+      </w:r>
+      <w:r>
+        <w:rPr>
+          <w:b/>
+          <w:bCs/>
+          <w:sz w:val="28"/>
+          <w:szCs w:val="28"/>
+        </w:rPr>
+        <w:t xml:space="preserve"> – это целое число на входе).</w:t>
       </w:r>
     </w:p>
     <w:p>
@@ -1704,571 +1734,82 @@
         <w:ind w:firstLine="425"/>
         <w:jc w:val="both"/>
         <w:rPr>
-          <w:b/>
-          <w:bCs/>
-          <w:sz w:val="28"/>
-          <w:szCs w:val="28"/>
-        </w:rPr>
-      </w:pPr>
-      <w:r>
-        <w:rPr>
-          <w:b/>
-          <w:bCs/>
-          <w:sz w:val="28"/>
-          <w:szCs w:val="28"/>
-        </w:rPr>
-        <w:lastRenderedPageBreak/>
-        <w:t>2. Напишите функции, решающие следующие задачи:</w:t>
+          <w:sz w:val="28"/>
+          <w:szCs w:val="28"/>
+        </w:rPr>
+      </w:pPr>
+      <w:r>
+        <w:rPr>
+          <w:sz w:val="28"/>
+          <w:szCs w:val="28"/>
+        </w:rPr>
+        <w:t xml:space="preserve">Я создал данную функцию и добавил проверку для отрицательных степеней, также </w:t>
+      </w:r>
+      <w:proofErr w:type="gramStart"/>
+      <w:r>
+        <w:rPr>
+          <w:sz w:val="28"/>
+          <w:szCs w:val="28"/>
+        </w:rPr>
+        <w:t>учел</w:t>
+      </w:r>
+      <w:proofErr w:type="gramEnd"/>
+      <w:r>
+        <w:rPr>
+          <w:sz w:val="28"/>
+          <w:szCs w:val="28"/>
+        </w:rPr>
+        <w:t xml:space="preserve"> что на выходе массив может иметь очень большие значения элементов, поэтому тип </w:t>
+      </w:r>
+      <w:r>
+        <w:rPr>
+          <w:sz w:val="28"/>
+          <w:szCs w:val="28"/>
+        </w:rPr>
+        <w:t>[</w:t>
+      </w:r>
+      <w:r>
+        <w:rPr>
+          <w:sz w:val="28"/>
+          <w:szCs w:val="28"/>
+          <w:lang w:val="en-US"/>
+        </w:rPr>
+        <w:t>Integer</w:t>
+      </w:r>
+      <w:r>
+        <w:rPr>
+          <w:sz w:val="28"/>
+          <w:szCs w:val="28"/>
+        </w:rPr>
+        <w:t>]</w:t>
+      </w:r>
+      <w:r>
+        <w:rPr>
+          <w:sz w:val="28"/>
+          <w:szCs w:val="28"/>
+        </w:rPr>
+        <w:t>. Результат приведен на рисунке 1.</w:t>
       </w:r>
     </w:p>
     <w:p>
       <w:pPr>
         <w:spacing w:line="360" w:lineRule="auto"/>
-        <w:ind w:firstLine="425"/>
-        <w:jc w:val="both"/>
-        <w:rPr>
-          <w:b/>
-          <w:bCs/>
-          <w:sz w:val="28"/>
-          <w:szCs w:val="28"/>
-        </w:rPr>
-      </w:pPr>
-      <w:r>
-        <w:rPr>
-          <w:b/>
-          <w:bCs/>
-          <w:sz w:val="28"/>
-          <w:szCs w:val="28"/>
-        </w:rPr>
-        <w:t xml:space="preserve">2.1. Три точки </w:t>
-      </w:r>
-      <w:r>
-        <w:rPr>
-          <w:b/>
-          <w:bCs/>
-          <w:sz w:val="28"/>
-          <w:szCs w:val="28"/>
-          <w:lang w:val="en-US"/>
-        </w:rPr>
-        <w:t>A</w:t>
-      </w:r>
-      <w:r>
-        <w:rPr>
-          <w:b/>
-          <w:bCs/>
-          <w:sz w:val="28"/>
-          <w:szCs w:val="28"/>
-        </w:rPr>
-        <w:t xml:space="preserve">, </w:t>
-      </w:r>
-      <w:r>
-        <w:rPr>
-          <w:b/>
-          <w:bCs/>
-          <w:sz w:val="28"/>
-          <w:szCs w:val="28"/>
-          <w:lang w:val="en-US"/>
-        </w:rPr>
-        <w:t>B</w:t>
-      </w:r>
-      <w:r>
-        <w:rPr>
-          <w:b/>
-          <w:bCs/>
-          <w:sz w:val="28"/>
-          <w:szCs w:val="28"/>
-        </w:rPr>
-        <w:t xml:space="preserve">, </w:t>
-      </w:r>
-      <w:r>
-        <w:rPr>
-          <w:b/>
-          <w:bCs/>
-          <w:sz w:val="28"/>
-          <w:szCs w:val="28"/>
-          <w:lang w:val="en-US"/>
-        </w:rPr>
-        <w:t>C</w:t>
-      </w:r>
-      <w:r>
-        <w:rPr>
-          <w:b/>
-          <w:bCs/>
-          <w:sz w:val="28"/>
-          <w:szCs w:val="28"/>
-        </w:rPr>
-        <w:t xml:space="preserve"> лежат на одной прямой. Заданы длины </w:t>
-      </w:r>
-      <w:r>
-        <w:rPr>
-          <w:b/>
-          <w:bCs/>
-          <w:sz w:val="28"/>
-          <w:szCs w:val="28"/>
-          <w:lang w:val="en-US"/>
-        </w:rPr>
-        <w:t>AB</w:t>
-      </w:r>
-      <w:r>
-        <w:rPr>
-          <w:b/>
-          <w:bCs/>
-          <w:sz w:val="28"/>
-          <w:szCs w:val="28"/>
-        </w:rPr>
-        <w:t xml:space="preserve">, </w:t>
-      </w:r>
-      <w:r>
-        <w:rPr>
-          <w:b/>
-          <w:bCs/>
-          <w:sz w:val="28"/>
-          <w:szCs w:val="28"/>
-          <w:lang w:val="en-US"/>
-        </w:rPr>
-        <w:t>BC</w:t>
-      </w:r>
-      <w:r>
-        <w:rPr>
-          <w:b/>
-          <w:bCs/>
-          <w:sz w:val="28"/>
-          <w:szCs w:val="28"/>
-        </w:rPr>
-        <w:t xml:space="preserve">, </w:t>
-      </w:r>
-      <w:r>
-        <w:rPr>
-          <w:b/>
-          <w:bCs/>
-          <w:sz w:val="28"/>
-          <w:szCs w:val="28"/>
-          <w:lang w:val="en-US"/>
-        </w:rPr>
-        <w:t>AC</w:t>
-      </w:r>
-      <w:r>
-        <w:rPr>
-          <w:b/>
-          <w:bCs/>
-          <w:sz w:val="28"/>
-          <w:szCs w:val="28"/>
-        </w:rPr>
-        <w:t xml:space="preserve">. Может ли точка </w:t>
-      </w:r>
-      <w:r>
-        <w:rPr>
-          <w:b/>
-          <w:bCs/>
-          <w:sz w:val="28"/>
-          <w:szCs w:val="28"/>
-          <w:lang w:val="en-US"/>
-        </w:rPr>
-        <w:t>A</w:t>
-      </w:r>
-      <w:r>
-        <w:rPr>
-          <w:b/>
-          <w:bCs/>
-          <w:sz w:val="28"/>
-          <w:szCs w:val="28"/>
-        </w:rPr>
-        <w:t xml:space="preserve"> лежать между точками </w:t>
-      </w:r>
-      <w:r>
-        <w:rPr>
-          <w:b/>
-          <w:bCs/>
-          <w:sz w:val="28"/>
-          <w:szCs w:val="28"/>
-          <w:lang w:val="en-US"/>
-        </w:rPr>
-        <w:t>B</w:t>
-      </w:r>
-      <w:r>
-        <w:rPr>
-          <w:b/>
-          <w:bCs/>
-          <w:sz w:val="28"/>
-          <w:szCs w:val="28"/>
-        </w:rPr>
-        <w:t xml:space="preserve"> и </w:t>
-      </w:r>
-      <w:r>
-        <w:rPr>
-          <w:b/>
-          <w:bCs/>
-          <w:sz w:val="28"/>
-          <w:szCs w:val="28"/>
-          <w:lang w:val="en-US"/>
-        </w:rPr>
-        <w:t>C</w:t>
-      </w:r>
-      <w:r>
-        <w:rPr>
-          <w:b/>
-          <w:bCs/>
-          <w:sz w:val="28"/>
-          <w:szCs w:val="28"/>
-        </w:rPr>
-        <w:t>.</w:t>
-      </w:r>
-    </w:p>
-    <w:p>
-      <w:pPr>
-        <w:spacing w:line="360" w:lineRule="auto"/>
-        <w:ind w:firstLine="425"/>
-        <w:jc w:val="both"/>
-        <w:rPr>
-          <w:b/>
-          <w:bCs/>
-          <w:sz w:val="28"/>
-          <w:szCs w:val="28"/>
-        </w:rPr>
-      </w:pPr>
-      <w:r>
-        <w:rPr>
-          <w:sz w:val="28"/>
-          <w:szCs w:val="28"/>
-        </w:rPr>
-        <w:t>Теория</w:t>
-      </w:r>
-      <w:proofErr w:type="gramStart"/>
-      <w:r>
-        <w:rPr>
-          <w:sz w:val="28"/>
-          <w:szCs w:val="28"/>
-        </w:rPr>
-        <w:t xml:space="preserve">: </w:t>
-      </w:r>
-      <w:r>
-        <w:rPr>
-          <w:sz w:val="28"/>
-          <w:szCs w:val="28"/>
-        </w:rPr>
-        <w:t>Если</w:t>
-      </w:r>
-      <w:proofErr w:type="gramEnd"/>
-      <w:r>
-        <w:rPr>
-          <w:sz w:val="28"/>
-          <w:szCs w:val="28"/>
-        </w:rPr>
-        <w:t xml:space="preserve"> точка A лежит между B и C (порядок точек B-A-C или C-A-B), то отрезок BC состоит из двух частей</w:t>
-      </w:r>
-      <w:r>
-        <w:rPr>
-          <w:sz w:val="28"/>
-          <w:szCs w:val="28"/>
-        </w:rPr>
-        <w:t xml:space="preserve">: </w:t>
-      </w:r>
-      <w:r>
-        <w:rPr>
-          <w:b/>
-          <w:bCs/>
-          <w:sz w:val="28"/>
-          <w:szCs w:val="28"/>
-        </w:rPr>
-        <w:t>BC=</w:t>
-      </w:r>
-      <w:r>
-        <w:rPr>
-          <w:b/>
-          <w:bCs/>
-          <w:sz w:val="28"/>
-          <w:szCs w:val="28"/>
-          <w:lang w:val="en-US"/>
-        </w:rPr>
-        <w:t>BA</w:t>
-      </w:r>
-      <w:r>
-        <w:rPr>
-          <w:b/>
-          <w:bCs/>
-          <w:sz w:val="28"/>
-          <w:szCs w:val="28"/>
-        </w:rPr>
-        <w:t>+AC</w:t>
-      </w:r>
-    </w:p>
-    <w:p>
-      <w:pPr>
-        <w:spacing w:line="360" w:lineRule="auto"/>
-        <w:ind w:firstLine="425"/>
-        <w:jc w:val="both"/>
-        <w:rPr>
-          <w:sz w:val="28"/>
-          <w:szCs w:val="28"/>
-        </w:rPr>
-      </w:pPr>
-      <w:r>
-        <w:rPr>
-          <w:sz w:val="28"/>
-          <w:szCs w:val="28"/>
-        </w:rPr>
-        <w:t>То есть расстояние между крайними точками равно сумме расстояний до точки между ними.</w:t>
-      </w:r>
-    </w:p>
-    <w:p>
-      <w:pPr>
-        <w:spacing w:line="360" w:lineRule="auto"/>
-        <w:ind w:firstLine="425"/>
-        <w:jc w:val="both"/>
-        <w:rPr>
-          <w:b/>
-          <w:bCs/>
-          <w:sz w:val="28"/>
-          <w:szCs w:val="28"/>
-        </w:rPr>
-      </w:pPr>
-      <w:r>
-        <w:rPr>
-          <w:sz w:val="28"/>
-          <w:szCs w:val="28"/>
-        </w:rPr>
-        <w:t xml:space="preserve">И наоборот: если длины неотрицательные и выполняется: </w:t>
-      </w:r>
-      <w:r>
-        <w:rPr>
-          <w:b/>
-          <w:bCs/>
-          <w:sz w:val="28"/>
-          <w:szCs w:val="28"/>
-          <w:lang w:val="en-US"/>
-        </w:rPr>
-        <w:t>BC</w:t>
-      </w:r>
-      <w:r>
-        <w:rPr>
-          <w:b/>
-          <w:bCs/>
-          <w:sz w:val="28"/>
-          <w:szCs w:val="28"/>
-        </w:rPr>
-        <w:t>=</w:t>
-      </w:r>
-      <w:r>
-        <w:rPr>
-          <w:b/>
-          <w:bCs/>
-          <w:sz w:val="28"/>
-          <w:szCs w:val="28"/>
-          <w:lang w:val="en-US"/>
-        </w:rPr>
-        <w:t>AB</w:t>
-      </w:r>
-      <w:r>
-        <w:rPr>
-          <w:b/>
-          <w:bCs/>
-          <w:sz w:val="28"/>
-          <w:szCs w:val="28"/>
-        </w:rPr>
-        <w:t>+</w:t>
-      </w:r>
-      <w:r>
-        <w:rPr>
-          <w:b/>
-          <w:bCs/>
-          <w:sz w:val="28"/>
-          <w:szCs w:val="28"/>
-          <w:lang w:val="en-US"/>
-        </w:rPr>
-        <w:t>AC</w:t>
-      </w:r>
-    </w:p>
-    <w:p>
-      <w:pPr>
-        <w:spacing w:line="360" w:lineRule="auto"/>
-        <w:ind w:firstLine="425"/>
-        <w:jc w:val="both"/>
-        <w:rPr>
-          <w:sz w:val="28"/>
-          <w:szCs w:val="28"/>
-        </w:rPr>
-      </w:pPr>
-      <w:r>
-        <w:rPr>
-          <w:b/>
-          <w:bCs/>
-          <w:sz w:val="28"/>
-          <w:szCs w:val="28"/>
-        </w:rPr>
-        <w:t xml:space="preserve">Также </w:t>
-      </w:r>
-      <w:proofErr w:type="gramStart"/>
-      <w:r>
-        <w:rPr>
-          <w:b/>
-          <w:bCs/>
-          <w:sz w:val="28"/>
-          <w:szCs w:val="28"/>
-          <w:lang w:val="en-US"/>
-        </w:rPr>
-        <w:t>AB</w:t>
-      </w:r>
-      <w:r>
-        <w:rPr>
-          <w:b/>
-          <w:bCs/>
-          <w:sz w:val="28"/>
-          <w:szCs w:val="28"/>
-        </w:rPr>
-        <w:t xml:space="preserve"> &gt;</w:t>
-      </w:r>
-      <w:proofErr w:type="gramEnd"/>
-      <w:r>
-        <w:rPr>
-          <w:b/>
-          <w:bCs/>
-          <w:sz w:val="28"/>
-          <w:szCs w:val="28"/>
-        </w:rPr>
-        <w:t xml:space="preserve"> 0 </w:t>
-      </w:r>
-      <w:r>
-        <w:rPr>
-          <w:b/>
-          <w:bCs/>
-          <w:sz w:val="28"/>
-          <w:szCs w:val="28"/>
-        </w:rPr>
-        <w:t xml:space="preserve">и </w:t>
-      </w:r>
-      <w:r>
-        <w:rPr>
-          <w:b/>
-          <w:bCs/>
-          <w:sz w:val="28"/>
-          <w:szCs w:val="28"/>
-          <w:lang w:val="en-US"/>
-        </w:rPr>
-        <w:t>AC</w:t>
-      </w:r>
-      <w:r>
-        <w:rPr>
-          <w:b/>
-          <w:bCs/>
-          <w:sz w:val="28"/>
-          <w:szCs w:val="28"/>
-        </w:rPr>
-        <w:t xml:space="preserve"> &gt; 0 (</w:t>
-      </w:r>
-      <w:r>
-        <w:rPr>
-          <w:b/>
-          <w:bCs/>
-          <w:sz w:val="28"/>
-          <w:szCs w:val="28"/>
-          <w:lang w:val="en-US"/>
-        </w:rPr>
-        <w:t>A</w:t>
-      </w:r>
-      <w:r>
-        <w:rPr>
-          <w:b/>
-          <w:bCs/>
-          <w:sz w:val="28"/>
-          <w:szCs w:val="28"/>
-        </w:rPr>
-        <w:t xml:space="preserve"> </w:t>
-      </w:r>
-      <w:r>
-        <w:rPr>
-          <w:b/>
-          <w:bCs/>
-          <w:sz w:val="28"/>
-          <w:szCs w:val="28"/>
-        </w:rPr>
-        <w:t xml:space="preserve">не совпадает с </w:t>
-      </w:r>
-      <w:r>
-        <w:rPr>
-          <w:b/>
-          <w:bCs/>
-          <w:sz w:val="28"/>
-          <w:szCs w:val="28"/>
-          <w:lang w:val="en-US"/>
-        </w:rPr>
-        <w:t>B</w:t>
-      </w:r>
-      <w:r>
-        <w:rPr>
-          <w:b/>
-          <w:bCs/>
-          <w:sz w:val="28"/>
-          <w:szCs w:val="28"/>
-        </w:rPr>
-        <w:t xml:space="preserve"> </w:t>
-      </w:r>
-      <w:r>
-        <w:rPr>
-          <w:b/>
-          <w:bCs/>
-          <w:sz w:val="28"/>
-          <w:szCs w:val="28"/>
-        </w:rPr>
-        <w:t xml:space="preserve">или </w:t>
-      </w:r>
-      <w:r>
-        <w:rPr>
-          <w:b/>
-          <w:bCs/>
-          <w:sz w:val="28"/>
-          <w:szCs w:val="28"/>
-          <w:lang w:val="en-US"/>
-        </w:rPr>
-        <w:t>C</w:t>
-      </w:r>
-      <w:r>
-        <w:rPr>
-          <w:b/>
-          <w:bCs/>
-          <w:sz w:val="28"/>
-          <w:szCs w:val="28"/>
-        </w:rPr>
-        <w:t>)</w:t>
-      </w:r>
-    </w:p>
-    <w:p>
-      <w:pPr>
-        <w:spacing w:line="360" w:lineRule="auto"/>
-        <w:ind w:firstLine="425"/>
-        <w:jc w:val="both"/>
-        <w:rPr>
-          <w:sz w:val="28"/>
-          <w:szCs w:val="28"/>
-        </w:rPr>
-      </w:pPr>
-      <w:r>
-        <w:rPr>
-          <w:sz w:val="28"/>
-          <w:szCs w:val="28"/>
-        </w:rPr>
-        <w:t>Код функции приведен на рисунке 3.</w:t>
-      </w:r>
-    </w:p>
-    <w:p>
-      <w:pPr>
-        <w:spacing w:line="360" w:lineRule="auto"/>
-        <w:jc w:val="both"/>
-        <w:rPr>
-          <w:sz w:val="28"/>
-          <w:szCs w:val="28"/>
-        </w:rPr>
-      </w:pPr>
-      <w:r>
-        <w:rPr>
-          <w:noProof/>
+        <w:jc w:val="center"/>
+        <w:rPr>
+          <w:sz w:val="28"/>
+          <w:szCs w:val="28"/>
+        </w:rPr>
+      </w:pPr>
+      <w:r>
+        <w:rPr>
           <w:sz w:val="28"/>
           <w:szCs w:val="28"/>
         </w:rPr>
         <w:drawing>
-          <wp:inline distT="0" distB="0" distL="0" distR="0" wp14:anchorId="2F0EBB1F" wp14:editId="39CD430C">
-            <wp:extent cx="5940425" cy="1640205"/>
-            <wp:effectExtent l="0" t="0" r="3175" b="0"/>
-            <wp:docPr id="8" name="Рисунок 8"/>
+          <wp:inline distT="0" distB="0" distL="0" distR="0" wp14:anchorId="6FC8C7EC" wp14:editId="63C51DE6">
+            <wp:extent cx="5940425" cy="1597660"/>
+            <wp:effectExtent l="0" t="0" r="3175" b="2540"/>
+            <wp:docPr id="1" name="Рисунок 1"/>
             <wp:cNvGraphicFramePr>
               <a:graphicFrameLocks xmlns:a="http://schemas.openxmlformats.org/drawingml/2006/main" noChangeAspect="1"/>
             </wp:cNvGraphicFramePr>
@@ -2288,7 +1829,7 @@
                   <pic:spPr>
                     <a:xfrm>
                       <a:off x="0" y="0"/>
-                      <a:ext cx="5940425" cy="1640205"/>
+                      <a:ext cx="5940425" cy="1597660"/>
                     </a:xfrm>
                     <a:prstGeom prst="rect">
                       <a:avLst/>
@@ -2304,19 +1845,31 @@
     <w:p>
       <w:pPr>
         <w:spacing w:line="360" w:lineRule="auto"/>
+        <w:ind w:firstLine="425"/>
         <w:jc w:val="center"/>
         <w:rPr>
           <w:sz w:val="28"/>
           <w:szCs w:val="28"/>
-        </w:rPr>
-      </w:pPr>
-      <w:r>
-        <w:rPr>
-          <w:sz w:val="28"/>
-          <w:szCs w:val="28"/>
-        </w:rPr>
-        <w:t xml:space="preserve">Рисунок 3 – Функция </w:t>
-      </w:r>
+          <w:lang w:val="en-US"/>
+        </w:rPr>
+      </w:pPr>
+      <w:r>
+        <w:rPr>
+          <w:sz w:val="28"/>
+          <w:szCs w:val="28"/>
+        </w:rPr>
+        <w:t xml:space="preserve">Рис. 1 – Функция </w:t>
+      </w:r>
+      <w:proofErr w:type="spellStart"/>
+      <w:r>
+        <w:rPr>
+          <w:sz w:val="28"/>
+          <w:szCs w:val="28"/>
+          <w:lang w:val="en-US"/>
+        </w:rPr>
+        <w:t>tenPow</w:t>
+      </w:r>
+      <w:proofErr w:type="spellEnd"/>
     </w:p>
     <w:p>
       <w:pPr>
@@ -2326,181 +1879,15 @@
         <w:rPr>
           <w:sz w:val="28"/>
           <w:szCs w:val="28"/>
-        </w:rPr>
-      </w:pPr>
-      <w:r>
-        <w:rPr>
-          <w:sz w:val="28"/>
-          <w:szCs w:val="28"/>
-        </w:rPr>
-        <w:t>Объяснение</w:t>
-      </w:r>
-      <w:r>
-        <w:rPr>
-          <w:sz w:val="28"/>
-          <w:szCs w:val="28"/>
-        </w:rPr>
-        <w:t xml:space="preserve">: </w:t>
-      </w:r>
-      <w:r>
-        <w:rPr>
-          <w:sz w:val="28"/>
-          <w:szCs w:val="28"/>
-        </w:rPr>
-        <w:t xml:space="preserve">функция принимает </w:t>
-      </w:r>
-      <w:proofErr w:type="gramStart"/>
-      <w:r>
-        <w:rPr>
-          <w:sz w:val="28"/>
-          <w:szCs w:val="28"/>
-        </w:rPr>
-        <w:t>значения</w:t>
-      </w:r>
-      <w:proofErr w:type="gramEnd"/>
-      <w:r>
-        <w:rPr>
-          <w:sz w:val="28"/>
-          <w:szCs w:val="28"/>
-        </w:rPr>
-        <w:t xml:space="preserve"> только подходящие под типы</w:t>
-      </w:r>
-      <w:r>
-        <w:rPr>
-          <w:sz w:val="28"/>
-          <w:szCs w:val="28"/>
-        </w:rPr>
-        <w:t>:</w:t>
-      </w:r>
-    </w:p>
-    <w:p>
-      <w:pPr>
-        <w:spacing w:line="360" w:lineRule="auto"/>
-        <w:ind w:firstLine="425"/>
-        <w:jc w:val="both"/>
-        <w:rPr>
-          <w:sz w:val="28"/>
-          <w:szCs w:val="28"/>
-        </w:rPr>
-      </w:pPr>
-      <w:proofErr w:type="spellStart"/>
-      <w:r>
-        <w:rPr>
-          <w:sz w:val="28"/>
-          <w:szCs w:val="28"/>
-        </w:rPr>
-        <w:t>Num</w:t>
-      </w:r>
-      <w:proofErr w:type="spellEnd"/>
-      <w:r>
-        <w:rPr>
-          <w:sz w:val="28"/>
-          <w:szCs w:val="28"/>
-        </w:rPr>
-        <w:t xml:space="preserve"> a — тип a ведёт себя как число.</w:t>
-      </w:r>
-    </w:p>
-    <w:p>
-      <w:pPr>
-        <w:spacing w:line="360" w:lineRule="auto"/>
-        <w:ind w:firstLine="425"/>
-        <w:jc w:val="both"/>
-        <w:rPr>
-          <w:sz w:val="28"/>
-          <w:szCs w:val="28"/>
-        </w:rPr>
-      </w:pPr>
-      <w:proofErr w:type="spellStart"/>
-      <w:r>
-        <w:rPr>
-          <w:sz w:val="28"/>
-          <w:szCs w:val="28"/>
-        </w:rPr>
-        <w:t>Ord</w:t>
-      </w:r>
-      <w:proofErr w:type="spellEnd"/>
-      <w:r>
-        <w:rPr>
-          <w:sz w:val="28"/>
-          <w:szCs w:val="28"/>
-        </w:rPr>
-        <w:t xml:space="preserve"> a — значения a можно сравнивать по порядку.</w:t>
-      </w:r>
-    </w:p>
-    <w:p>
-      <w:pPr>
-        <w:spacing w:line="360" w:lineRule="auto"/>
-        <w:ind w:firstLine="425"/>
-        <w:jc w:val="both"/>
-        <w:rPr>
-          <w:sz w:val="28"/>
-          <w:szCs w:val="28"/>
-        </w:rPr>
-      </w:pPr>
-      <w:proofErr w:type="spellStart"/>
-      <w:r>
-        <w:rPr>
-          <w:sz w:val="28"/>
-          <w:szCs w:val="28"/>
-        </w:rPr>
-        <w:t>Eq</w:t>
-      </w:r>
-      <w:proofErr w:type="spellEnd"/>
-      <w:r>
-        <w:rPr>
-          <w:sz w:val="28"/>
-          <w:szCs w:val="28"/>
-        </w:rPr>
-        <w:t xml:space="preserve"> a — значения a можно проверять на равенство.</w:t>
-      </w:r>
-    </w:p>
-    <w:p>
-      <w:pPr>
-        <w:spacing w:line="360" w:lineRule="auto"/>
-        <w:jc w:val="center"/>
-        <w:rPr>
-          <w:sz w:val="28"/>
-          <w:szCs w:val="28"/>
-        </w:rPr>
-      </w:pPr>
-    </w:p>
-    <w:p>
-      <w:pPr>
-        <w:spacing w:line="360" w:lineRule="auto"/>
-        <w:ind w:firstLine="425"/>
-        <w:jc w:val="both"/>
-        <w:rPr>
-          <w:sz w:val="28"/>
-          <w:szCs w:val="28"/>
-        </w:rPr>
-      </w:pPr>
-      <w:r>
-        <w:rPr>
-          <w:sz w:val="28"/>
-          <w:szCs w:val="28"/>
-        </w:rPr>
-        <w:t>Результат выполнения</w:t>
-      </w:r>
-      <w:r>
-        <w:rPr>
-          <w:sz w:val="28"/>
-          <w:szCs w:val="28"/>
-        </w:rPr>
-        <w:t xml:space="preserve"> </w:t>
-      </w:r>
-      <w:r>
-        <w:rPr>
-          <w:sz w:val="28"/>
-          <w:szCs w:val="28"/>
-        </w:rPr>
-        <w:t>на рисунке 4</w:t>
-      </w:r>
-      <w:r>
-        <w:rPr>
-          <w:sz w:val="28"/>
-          <w:szCs w:val="28"/>
-        </w:rPr>
-        <w:t xml:space="preserve">: </w:t>
+          <w:lang w:val="en-US"/>
+        </w:rPr>
+      </w:pPr>
+      <w:r>
+        <w:rPr>
+          <w:sz w:val="28"/>
+          <w:szCs w:val="28"/>
+        </w:rPr>
+        <w:t>Результат выполнения данной функции приведен на рисунке 2.</w:t>
       </w:r>
     </w:p>
     <w:p>
@@ -2516,16 +1903,15 @@
       </w:pPr>
       <w:r>
         <w:rPr>
-          <w:noProof/>
           <w:sz w:val="28"/>
           <w:szCs w:val="28"/>
           <w:lang w:val="en-US"/>
         </w:rPr>
         <w:drawing>
-          <wp:inline distT="0" distB="0" distL="0" distR="0" wp14:anchorId="3AD0F77C" wp14:editId="7DB318CC">
-            <wp:extent cx="4505954" cy="1514686"/>
-            <wp:effectExtent l="0" t="0" r="9525" b="9525"/>
-            <wp:docPr id="7" name="Рисунок 7"/>
+          <wp:inline distT="0" distB="0" distL="0" distR="0" wp14:anchorId="30EB2753" wp14:editId="485061BC">
+            <wp:extent cx="4344006" cy="2114845"/>
+            <wp:effectExtent l="0" t="0" r="0" b="0"/>
+            <wp:docPr id="4" name="Рисунок 4"/>
             <wp:cNvGraphicFramePr>
               <a:graphicFrameLocks xmlns:a="http://schemas.openxmlformats.org/drawingml/2006/main" noChangeAspect="1"/>
             </wp:cNvGraphicFramePr>
@@ -2545,7 +1931,7 @@
                   <pic:spPr>
                     <a:xfrm>
                       <a:off x="0" y="0"/>
-                      <a:ext cx="4505954" cy="1514686"/>
+                      <a:ext cx="4344006" cy="2114845"/>
                     </a:xfrm>
                     <a:prstGeom prst="rect">
                       <a:avLst/>
@@ -2573,22 +1959,27 @@
           <w:sz w:val="28"/>
           <w:szCs w:val="28"/>
         </w:rPr>
-        <w:t xml:space="preserve">Рисунок 4 – Результат выполнения </w:t>
-      </w:r>
-      <w:r>
-        <w:rPr>
-          <w:sz w:val="28"/>
-          <w:szCs w:val="28"/>
-        </w:rPr>
-        <w:t>функции</w:t>
-      </w:r>
+        <w:t xml:space="preserve">Рис. 2 – Результат выполнения функции </w:t>
+      </w:r>
+      <w:proofErr w:type="spellStart"/>
+      <w:r>
+        <w:rPr>
+          <w:sz w:val="28"/>
+          <w:szCs w:val="28"/>
+          <w:lang w:val="en-US"/>
+        </w:rPr>
+        <w:t>tenPow</w:t>
+      </w:r>
+      <w:proofErr w:type="spellEnd"/>
     </w:p>
     <w:p>
       <w:pPr>
         <w:spacing w:line="360" w:lineRule="auto"/>
         <w:ind w:firstLine="425"/>
-        <w:jc w:val="center"/>
-        <w:rPr>
+        <w:jc w:val="both"/>
+        <w:rPr>
+          <w:b/>
+          <w:bCs/>
           <w:sz w:val="28"/>
           <w:szCs w:val="28"/>
         </w:rPr>
@@ -2601,23 +1992,21 @@
         <w:autoSpaceDN/>
         <w:adjustRightInd/>
         <w:spacing w:after="160" w:line="259" w:lineRule="auto"/>
-        <w:jc w:val="center"/>
-        <w:rPr>
-          <w:b/>
-          <w:bCs/>
-          <w:sz w:val="28"/>
-          <w:szCs w:val="28"/>
-        </w:rPr>
-      </w:pPr>
-      <w:r>
-        <w:rPr>
-          <w:b/>
-          <w:bCs/>
-          <w:sz w:val="28"/>
-          <w:szCs w:val="28"/>
-        </w:rPr>
-        <w:lastRenderedPageBreak/>
-        <w:t>Выводы</w:t>
+        <w:rPr>
+          <w:b/>
+          <w:bCs/>
+          <w:sz w:val="28"/>
+          <w:szCs w:val="28"/>
+        </w:rPr>
+      </w:pPr>
+      <w:r>
+        <w:rPr>
+          <w:b/>
+          <w:bCs/>
+          <w:sz w:val="28"/>
+          <w:szCs w:val="28"/>
+        </w:rPr>
+        <w:br w:type="page"/>
       </w:r>
     </w:p>
     <w:p>
@@ -2632,6 +2021,506 @@
           <w:szCs w:val="28"/>
         </w:rPr>
       </w:pPr>
+      <w:r>
+        <w:rPr>
+          <w:b/>
+          <w:bCs/>
+          <w:sz w:val="28"/>
+          <w:szCs w:val="28"/>
+        </w:rPr>
+        <w:lastRenderedPageBreak/>
+        <w:t>2</w:t>
+      </w:r>
+      <w:r>
+        <w:rPr>
+          <w:b/>
+          <w:bCs/>
+          <w:sz w:val="28"/>
+          <w:szCs w:val="28"/>
+        </w:rPr>
+        <w:t>. Определите функци</w:t>
+      </w:r>
+      <w:r>
+        <w:rPr>
+          <w:b/>
+          <w:bCs/>
+          <w:sz w:val="28"/>
+          <w:szCs w:val="28"/>
+        </w:rPr>
+        <w:t>ю</w:t>
+      </w:r>
+      <w:r>
+        <w:rPr>
+          <w:b/>
+          <w:bCs/>
+          <w:sz w:val="28"/>
+          <w:szCs w:val="28"/>
+        </w:rPr>
+        <w:t>, вычисляющая сумму квадратов целых чисел от 1 до n</w:t>
+      </w:r>
+      <w:r>
+        <w:rPr>
+          <w:b/>
+          <w:bCs/>
+          <w:sz w:val="28"/>
+          <w:szCs w:val="28"/>
+        </w:rPr>
+        <w:t>.</w:t>
+      </w:r>
+    </w:p>
+    <w:p>
+      <w:pPr>
+        <w:spacing w:line="360" w:lineRule="auto"/>
+        <w:ind w:firstLine="425"/>
+        <w:jc w:val="both"/>
+        <w:rPr>
+          <w:sz w:val="28"/>
+          <w:szCs w:val="28"/>
+        </w:rPr>
+      </w:pPr>
+      <w:r>
+        <w:rPr>
+          <w:sz w:val="28"/>
+          <w:szCs w:val="28"/>
+        </w:rPr>
+        <w:t>Я создал эту функцию двумя способами</w:t>
+      </w:r>
+      <w:r>
+        <w:rPr>
+          <w:sz w:val="28"/>
+          <w:szCs w:val="28"/>
+        </w:rPr>
+        <w:t xml:space="preserve">, первый демонстрирует использование функции </w:t>
+      </w:r>
+      <w:r>
+        <w:rPr>
+          <w:sz w:val="28"/>
+          <w:szCs w:val="28"/>
+          <w:lang w:val="en-US"/>
+        </w:rPr>
+        <w:t>sum</w:t>
+      </w:r>
+      <w:r>
+        <w:rPr>
+          <w:sz w:val="28"/>
+          <w:szCs w:val="28"/>
+        </w:rPr>
+        <w:t xml:space="preserve"> на сгенерированном списке квадратов, второй способ демонстрирует использование рекурсии</w:t>
+      </w:r>
+      <w:r>
+        <w:rPr>
+          <w:sz w:val="28"/>
+          <w:szCs w:val="28"/>
+        </w:rPr>
+        <w:t xml:space="preserve"> (рис. 3).</w:t>
+      </w:r>
+    </w:p>
+    <w:p>
+      <w:pPr>
+        <w:spacing w:line="360" w:lineRule="auto"/>
+        <w:jc w:val="center"/>
+        <w:rPr>
+          <w:sz w:val="28"/>
+          <w:szCs w:val="28"/>
+        </w:rPr>
+      </w:pPr>
+      <w:r>
+        <w:rPr>
+          <w:sz w:val="28"/>
+          <w:szCs w:val="28"/>
+        </w:rPr>
+        <w:drawing>
+          <wp:inline distT="0" distB="0" distL="0" distR="0" wp14:anchorId="7058CB2E" wp14:editId="55EA9554">
+            <wp:extent cx="5940425" cy="3199130"/>
+            <wp:effectExtent l="0" t="0" r="3175" b="1270"/>
+            <wp:docPr id="5" name="Рисунок 5"/>
+            <wp:cNvGraphicFramePr>
+              <a:graphicFrameLocks xmlns:a="http://schemas.openxmlformats.org/drawingml/2006/main" noChangeAspect="1"/>
+            </wp:cNvGraphicFramePr>
+            <a:graphic xmlns:a="http://schemas.openxmlformats.org/drawingml/2006/main">
+              <a:graphicData uri="http://schemas.openxmlformats.org/drawingml/2006/picture">
+                <pic:pic xmlns:pic="http://schemas.openxmlformats.org/drawingml/2006/picture">
+                  <pic:nvPicPr>
+                    <pic:cNvPr id="1" name=""/>
+                    <pic:cNvPicPr/>
+                  </pic:nvPicPr>
+                  <pic:blipFill>
+                    <a:blip r:embed="rId8"/>
+                    <a:stretch>
+                      <a:fillRect/>
+                    </a:stretch>
+                  </pic:blipFill>
+                  <pic:spPr>
+                    <a:xfrm>
+                      <a:off x="0" y="0"/>
+                      <a:ext cx="5940425" cy="3199130"/>
+                    </a:xfrm>
+                    <a:prstGeom prst="rect">
+                      <a:avLst/>
+                    </a:prstGeom>
+                  </pic:spPr>
+                </pic:pic>
+              </a:graphicData>
+            </a:graphic>
+          </wp:inline>
+        </w:drawing>
+      </w:r>
+    </w:p>
+    <w:p>
+      <w:pPr>
+        <w:spacing w:line="360" w:lineRule="auto"/>
+        <w:ind w:firstLine="425"/>
+        <w:jc w:val="center"/>
+        <w:rPr>
+          <w:sz w:val="28"/>
+          <w:szCs w:val="28"/>
+          <w:lang w:val="en-US"/>
+        </w:rPr>
+      </w:pPr>
+      <w:r>
+        <w:rPr>
+          <w:sz w:val="28"/>
+          <w:szCs w:val="28"/>
+        </w:rPr>
+        <w:t xml:space="preserve">Рис.3 – Функции </w:t>
+      </w:r>
+      <w:proofErr w:type="spellStart"/>
+      <w:r>
+        <w:rPr>
+          <w:sz w:val="28"/>
+          <w:szCs w:val="28"/>
+          <w:lang w:val="en-US"/>
+        </w:rPr>
+        <w:t>sumPow</w:t>
+      </w:r>
+      <w:proofErr w:type="spellEnd"/>
+      <w:r>
+        <w:rPr>
+          <w:sz w:val="28"/>
+          <w:szCs w:val="28"/>
+        </w:rPr>
+        <w:t xml:space="preserve"> </w:t>
+      </w:r>
+      <w:r>
+        <w:rPr>
+          <w:sz w:val="28"/>
+          <w:szCs w:val="28"/>
+        </w:rPr>
+        <w:t xml:space="preserve">и </w:t>
+      </w:r>
+      <w:proofErr w:type="spellStart"/>
+      <w:r>
+        <w:rPr>
+          <w:sz w:val="28"/>
+          <w:szCs w:val="28"/>
+          <w:lang w:val="en-US"/>
+        </w:rPr>
+        <w:t>sumPowRec</w:t>
+      </w:r>
+      <w:proofErr w:type="spellEnd"/>
+    </w:p>
+    <w:p>
+      <w:pPr>
+        <w:spacing w:line="360" w:lineRule="auto"/>
+        <w:ind w:firstLine="425"/>
+        <w:jc w:val="center"/>
+        <w:rPr>
+          <w:sz w:val="28"/>
+          <w:szCs w:val="28"/>
+          <w:lang w:val="en-US"/>
+        </w:rPr>
+      </w:pPr>
+    </w:p>
+    <w:p>
+      <w:pPr>
+        <w:spacing w:line="360" w:lineRule="auto"/>
+        <w:ind w:firstLine="425"/>
+        <w:jc w:val="both"/>
+        <w:rPr>
+          <w:sz w:val="28"/>
+          <w:szCs w:val="28"/>
+        </w:rPr>
+      </w:pPr>
+      <w:r>
+        <w:rPr>
+          <w:sz w:val="28"/>
+          <w:szCs w:val="28"/>
+        </w:rPr>
+        <w:t>Протестировал данные функции и убедился в их работоспособности (рис. 4).</w:t>
+      </w:r>
+    </w:p>
+    <w:p>
+      <w:pPr>
+        <w:spacing w:line="360" w:lineRule="auto"/>
+        <w:jc w:val="center"/>
+        <w:rPr>
+          <w:sz w:val="28"/>
+          <w:szCs w:val="28"/>
+        </w:rPr>
+      </w:pPr>
+      <w:r>
+        <w:rPr>
+          <w:sz w:val="28"/>
+          <w:szCs w:val="28"/>
+        </w:rPr>
+        <w:drawing>
+          <wp:inline distT="0" distB="0" distL="0" distR="0" wp14:anchorId="1A7C4004" wp14:editId="2795779B">
+            <wp:extent cx="5940425" cy="2157730"/>
+            <wp:effectExtent l="0" t="0" r="3175" b="0"/>
+            <wp:docPr id="6" name="Рисунок 6"/>
+            <wp:cNvGraphicFramePr>
+              <a:graphicFrameLocks xmlns:a="http://schemas.openxmlformats.org/drawingml/2006/main" noChangeAspect="1"/>
+            </wp:cNvGraphicFramePr>
+            <a:graphic xmlns:a="http://schemas.openxmlformats.org/drawingml/2006/main">
+              <a:graphicData uri="http://schemas.openxmlformats.org/drawingml/2006/picture">
+                <pic:pic xmlns:pic="http://schemas.openxmlformats.org/drawingml/2006/picture">
+                  <pic:nvPicPr>
+                    <pic:cNvPr id="1" name=""/>
+                    <pic:cNvPicPr/>
+                  </pic:nvPicPr>
+                  <pic:blipFill>
+                    <a:blip r:embed="rId9"/>
+                    <a:stretch>
+                      <a:fillRect/>
+                    </a:stretch>
+                  </pic:blipFill>
+                  <pic:spPr>
+                    <a:xfrm>
+                      <a:off x="0" y="0"/>
+                      <a:ext cx="5940425" cy="2157730"/>
+                    </a:xfrm>
+                    <a:prstGeom prst="rect">
+                      <a:avLst/>
+                    </a:prstGeom>
+                  </pic:spPr>
+                </pic:pic>
+              </a:graphicData>
+            </a:graphic>
+          </wp:inline>
+        </w:drawing>
+      </w:r>
+    </w:p>
+    <w:p>
+      <w:pPr>
+        <w:spacing w:line="360" w:lineRule="auto"/>
+        <w:jc w:val="center"/>
+        <w:rPr>
+          <w:sz w:val="28"/>
+          <w:szCs w:val="28"/>
+        </w:rPr>
+      </w:pPr>
+      <w:r>
+        <w:rPr>
+          <w:sz w:val="28"/>
+          <w:szCs w:val="28"/>
+        </w:rPr>
+        <w:t>Рис.4 – Результат работы функций</w:t>
+      </w:r>
+    </w:p>
+    <w:p>
+      <w:pPr>
+        <w:widowControl/>
+        <w:autoSpaceDE/>
+        <w:autoSpaceDN/>
+        <w:adjustRightInd/>
+        <w:spacing w:after="160" w:line="259" w:lineRule="auto"/>
+        <w:rPr>
+          <w:sz w:val="28"/>
+          <w:szCs w:val="28"/>
+        </w:rPr>
+      </w:pPr>
+      <w:r>
+        <w:rPr>
+          <w:sz w:val="28"/>
+          <w:szCs w:val="28"/>
+        </w:rPr>
+        <w:br w:type="page"/>
+      </w:r>
+    </w:p>
+    <w:p>
+      <w:pPr>
+        <w:spacing w:line="360" w:lineRule="auto"/>
+        <w:jc w:val="center"/>
+        <w:rPr>
+          <w:b/>
+          <w:bCs/>
+          <w:sz w:val="28"/>
+          <w:szCs w:val="28"/>
+        </w:rPr>
+      </w:pPr>
+      <w:r>
+        <w:rPr>
+          <w:b/>
+          <w:bCs/>
+          <w:sz w:val="28"/>
+          <w:szCs w:val="28"/>
+        </w:rPr>
+        <w:lastRenderedPageBreak/>
+        <w:t>Выводы</w:t>
+      </w:r>
+    </w:p>
+    <w:p>
+      <w:pPr>
+        <w:spacing w:line="360" w:lineRule="auto"/>
+        <w:ind w:firstLine="425"/>
+        <w:jc w:val="both"/>
+        <w:rPr>
+          <w:sz w:val="28"/>
+          <w:szCs w:val="28"/>
+        </w:rPr>
+      </w:pPr>
+      <w:r>
+        <w:rPr>
+          <w:sz w:val="28"/>
+          <w:szCs w:val="28"/>
+        </w:rPr>
+        <w:t xml:space="preserve">В ходе выполнения лабораторной работы были закреплены навыки написания функций на </w:t>
+      </w:r>
+      <w:proofErr w:type="spellStart"/>
+      <w:r>
+        <w:rPr>
+          <w:sz w:val="28"/>
+          <w:szCs w:val="28"/>
+        </w:rPr>
+        <w:t>Haskell</w:t>
+      </w:r>
+      <w:proofErr w:type="spellEnd"/>
+      <w:r>
+        <w:rPr>
+          <w:sz w:val="28"/>
+          <w:szCs w:val="28"/>
+        </w:rPr>
+        <w:t xml:space="preserve"> с использованием рекурсии и сопоставления с образцом. Реализована функция </w:t>
+      </w:r>
+      <w:proofErr w:type="spellStart"/>
+      <w:r>
+        <w:rPr>
+          <w:sz w:val="28"/>
+          <w:szCs w:val="28"/>
+        </w:rPr>
+        <w:t>tenPow</w:t>
+      </w:r>
+      <w:proofErr w:type="spellEnd"/>
+      <w:r>
+        <w:rPr>
+          <w:sz w:val="28"/>
+          <w:szCs w:val="28"/>
+        </w:rPr>
+        <w:t>, формирующая список степеней десяти от 1 до n; дополнительно выполнена проверка на отрицательные значения n, а также выбран тип [</w:t>
+      </w:r>
+      <w:proofErr w:type="spellStart"/>
+      <w:r>
+        <w:rPr>
+          <w:sz w:val="28"/>
+          <w:szCs w:val="28"/>
+        </w:rPr>
+        <w:t>Integer</w:t>
+      </w:r>
+      <w:proofErr w:type="spellEnd"/>
+      <w:r>
+        <w:rPr>
+          <w:sz w:val="28"/>
+          <w:szCs w:val="28"/>
+        </w:rPr>
+        <w:t xml:space="preserve">] для корректной работы с очень большими числами. </w:t>
+      </w:r>
+    </w:p>
+    <w:p>
+      <w:pPr>
+        <w:spacing w:line="360" w:lineRule="auto"/>
+        <w:ind w:firstLine="425"/>
+        <w:jc w:val="both"/>
+        <w:rPr>
+          <w:sz w:val="28"/>
+          <w:szCs w:val="28"/>
+        </w:rPr>
+      </w:pPr>
+      <w:bookmarkStart w:id="2" w:name="_GoBack"/>
+      <w:bookmarkEnd w:id="2"/>
+      <w:r>
+        <w:rPr>
+          <w:sz w:val="28"/>
+          <w:szCs w:val="28"/>
+        </w:rPr>
+        <w:t xml:space="preserve">Также реализована функция вычисления суммы квадратов чисел от 1 до n двумя способами: через генерацию списка и стандартную функцию </w:t>
+      </w:r>
+      <w:proofErr w:type="spellStart"/>
+      <w:r>
+        <w:rPr>
+          <w:sz w:val="28"/>
+          <w:szCs w:val="28"/>
+        </w:rPr>
+        <w:t>sum</w:t>
+      </w:r>
+      <w:proofErr w:type="spellEnd"/>
+      <w:r>
+        <w:rPr>
+          <w:sz w:val="28"/>
+          <w:szCs w:val="28"/>
+        </w:rPr>
+        <w:t>, а также через рекурсивное вычисление, что позволило сравнить подходы и лучше понять механизм рекурсии. Проведено тестирование реализованных функций в интерпретаторе и подтверждена корректность результатов.</w:t>
+      </w:r>
+    </w:p>
+    <w:p>
+      <w:pPr>
+        <w:spacing w:line="360" w:lineRule="auto"/>
+        <w:ind w:firstLine="425"/>
+        <w:jc w:val="both"/>
+        <w:rPr>
+          <w:sz w:val="28"/>
+          <w:szCs w:val="28"/>
+        </w:rPr>
+      </w:pPr>
+    </w:p>
+    <w:p>
+      <w:pPr>
+        <w:spacing w:line="360" w:lineRule="auto"/>
+        <w:ind w:firstLine="425"/>
+        <w:jc w:val="both"/>
+        <w:rPr>
+          <w:b/>
+          <w:bCs/>
+          <w:sz w:val="28"/>
+          <w:szCs w:val="28"/>
+        </w:rPr>
+      </w:pPr>
+    </w:p>
+    <w:p>
+      <w:pPr>
+        <w:spacing w:line="360" w:lineRule="auto"/>
+        <w:ind w:firstLine="425"/>
+        <w:jc w:val="both"/>
+        <w:rPr>
+          <w:b/>
+          <w:bCs/>
+          <w:sz w:val="28"/>
+          <w:szCs w:val="28"/>
+        </w:rPr>
+      </w:pPr>
+    </w:p>
+    <w:p>
+      <w:pPr>
+        <w:widowControl/>
+        <w:autoSpaceDE/>
+        <w:autoSpaceDN/>
+        <w:adjustRightInd/>
+        <w:spacing w:after="160" w:line="259" w:lineRule="auto"/>
+        <w:rPr>
+          <w:b/>
+          <w:bCs/>
+          <w:sz w:val="28"/>
+          <w:szCs w:val="28"/>
+        </w:rPr>
+      </w:pPr>
+      <w:r>
+        <w:rPr>
+          <w:b/>
+          <w:bCs/>
+          <w:sz w:val="28"/>
+          <w:szCs w:val="28"/>
+        </w:rPr>
+        <w:br w:type="page"/>
+      </w:r>
     </w:p>
     <w:sectPr>
       <w:pgSz w:w="11906" w:h="16838"/>
@@ -2644,7 +2533,7 @@
 </file>
 
 <file path=word/numbering.xml><?xml version="1.0" encoding="utf-8"?>
-<w:numbering xmlns:wpc="http://schemas.microsoft.com/office/word/2010/wordprocessingCanvas" xmlns:cx="http://schemas.microsoft.com/office/drawing/2014/chartex" xmlns:cx1="http://schemas.microsoft.com/office/drawing/2015/9/8/chartex" xmlns:cx2="http://schemas.microsoft.com/office/drawing/2015/10/21/chartex" xmlns:cx3="http://schemas.microsoft.com/office/drawing/2016/5/9/chartex" xmlns:cx4="http://schemas.microsoft.com/office/drawing/2016/5/10/chartex" xmlns:cx5="http://schemas.microsoft.com/office/drawing/2016/5/11/chartex" xmlns:cx6="http://schemas.microsoft.com/office/drawing/2016/5/12/chartex" xmlns:cx7="http://schemas.microsoft.com/office/drawing/2016/5/13/chartex" xmlns:cx8="http://schemas.microsoft.com/office/drawing/2016/5/14/chartex" xmlns:mc="http://schemas.openxmlformats.org/markup-compatibility/2006" xmlns:aink="http://schemas.microsoft.com/office/drawing/2016/ink" xmlns:am3d="http://schemas.microsoft.com/office/drawing/2017/model3d" xmlns:o="urn:schemas-microsoft-com:office:office" xmlns:r="http://schemas.openxmlformats.org/officeDocument/2006/relationships" xmlns:m="http://schemas.openxmlformats.org/officeDocument/2006/math" xmlns:v="urn:schemas-microsoft-com:vml" xmlns:wp14="http://schemas.microsoft.com/office/word/2010/wordprocessingDrawing" xmlns:wp="http://schemas.openxmlformats.org/drawingml/2006/wordprocessingDrawing" xmlns:w10="urn:schemas-microsoft-com:office:word" xmlns:w="http://schemas.openxmlformats.org/wordprocessingml/2006/main" xmlns:w14="http://schemas.microsoft.com/office/word/2010/wordml" xmlns:w15="http://schemas.microsoft.com/office/word/2012/wordml" xmlns:w16cex="http://schemas.microsoft.com/office/word/2018/wordml/cex" xmlns:w16cid="http://schemas.microsoft.com/office/word/2016/wordml/cid" xmlns:w16="http://schemas.microsoft.com/office/word/2018/wordml" xmlns:w16sdtdh="http://schemas.microsoft.com/office/word/2020/wordml/sdtdatahash" xmlns:w16se="http://schemas.microsoft.com/office/word/2015/wordml/symex" xmlns:wpg="http://schemas.microsoft.com/office/word/2010/wordprocessingGroup" xmlns:wpi="http://schemas.microsoft.com/office/word/2010/wordprocessingInk" xmlns:wne="http://schemas.microsoft.com/office/word/2006/wordml" xmlns:wps="http://schemas.microsoft.com/office/word/2010/wordprocessingShape" mc:Ignorable="w14 w15 w16se w16cid w16 w16cex w16sdtdh wp14">
+<w:numbering xmlns:wpc="http://schemas.microsoft.com/office/word/2010/wordprocessingCanvas" xmlns:cx="http://schemas.microsoft.com/office/drawing/2014/chartex" xmlns:cx1="http://schemas.microsoft.com/office/drawing/2015/9/8/chartex" xmlns:cx2="http://schemas.microsoft.com/office/drawing/2015/10/21/chartex" xmlns:cx3="http://schemas.microsoft.com/office/drawing/2016/5/9/chartex" xmlns:cx4="http://schemas.microsoft.com/office/drawing/2016/5/10/chartex" xmlns:cx5="http://schemas.microsoft.com/office/drawing/2016/5/11/chartex" xmlns:cx6="http://schemas.microsoft.com/office/drawing/2016/5/12/chartex" xmlns:cx7="http://schemas.microsoft.com/office/drawing/2016/5/13/chartex" xmlns:cx8="http://schemas.microsoft.com/office/drawing/2016/5/14/chartex" xmlns:mc="http://schemas.openxmlformats.org/markup-compatibility/2006" xmlns:aink="http://schemas.microsoft.com/office/drawing/2016/ink" xmlns:am3d="http://schemas.microsoft.com/office/drawing/2017/model3d" xmlns:o="urn:schemas-microsoft-com:office:office" xmlns:r="http://schemas.openxmlformats.org/officeDocument/2006/relationships" xmlns:m="http://schemas.openxmlformats.org/officeDocument/2006/math" xmlns:v="urn:schemas-microsoft-com:vml" xmlns:wp14="http://schemas.microsoft.com/office/word/2010/wordprocessingDrawing" xmlns:wp="http://schemas.openxmlformats.org/drawingml/2006/wordprocessingDrawing" xmlns:w10="urn:schemas-microsoft-com:office:word" xmlns:w="http://schemas.openxmlformats.org/wordprocessingml/2006/main" xmlns:w14="http://schemas.microsoft.com/office/word/2010/wordml" xmlns:w15="http://schemas.microsoft.com/office/word/2012/wordml" xmlns:w16cex="http://schemas.microsoft.com/office/word/2018/wordml/cex" xmlns:w16cid="http://schemas.microsoft.com/office/word/2016/wordml/cid" xmlns:w16="http://schemas.microsoft.com/office/word/2018/wordml" xmlns:w16se="http://schemas.microsoft.com/office/word/2015/wordml/symex" xmlns:wpg="http://schemas.microsoft.com/office/word/2010/wordprocessingGroup" xmlns:wpi="http://schemas.microsoft.com/office/word/2010/wordprocessingInk" xmlns:wne="http://schemas.microsoft.com/office/word/2006/wordml" xmlns:wps="http://schemas.microsoft.com/office/word/2010/wordprocessingShape" mc:Ignorable="w14 w15 w16se w16cid w16 w16cex wp14">
   <w:abstractNum w:abstractNumId="0" w15:restartNumberingAfterBreak="0">
     <w:nsid w:val="6BAE3D12"/>
     <w:multiLevelType w:val="hybridMultilevel"/>
@@ -2741,7 +2630,7 @@
 </file>
 
 <file path=word/styles.xml><?xml version="1.0" encoding="utf-8"?>
-<w:styles xmlns:mc="http://schemas.openxmlformats.org/markup-compatibility/2006" xmlns:r="http://schemas.openxmlformats.org/officeDocument/2006/relationships" xmlns:w="http://schemas.openxmlformats.org/wordprocessingml/2006/main" xmlns:w14="http://schemas.microsoft.com/office/word/2010/wordml" xmlns:w15="http://schemas.microsoft.com/office/word/2012/wordml" xmlns:w16cex="http://schemas.microsoft.com/office/word/2018/wordml/cex" xmlns:w16cid="http://schemas.microsoft.com/office/word/2016/wordml/cid" xmlns:w16="http://schemas.microsoft.com/office/word/2018/wordml" xmlns:w16sdtdh="http://schemas.microsoft.com/office/word/2020/wordml/sdtdatahash" xmlns:w16se="http://schemas.microsoft.com/office/word/2015/wordml/symex" mc:Ignorable="w14 w15 w16se w16cid w16 w16cex w16sdtdh">
+<w:styles xmlns:mc="http://schemas.openxmlformats.org/markup-compatibility/2006" xmlns:r="http://schemas.openxmlformats.org/officeDocument/2006/relationships" xmlns:w="http://schemas.openxmlformats.org/wordprocessingml/2006/main" xmlns:w14="http://schemas.microsoft.com/office/word/2010/wordml" xmlns:w15="http://schemas.microsoft.com/office/word/2012/wordml" xmlns:w16cex="http://schemas.microsoft.com/office/word/2018/wordml/cex" xmlns:w16cid="http://schemas.microsoft.com/office/word/2016/wordml/cid" xmlns:w16="http://schemas.microsoft.com/office/word/2018/wordml" xmlns:w16se="http://schemas.microsoft.com/office/word/2015/wordml/symex" mc:Ignorable="w14 w15 w16se w16cid w16 w16cex">
   <w:docDefaults>
     <w:rPrDefault>
       <w:rPr>
@@ -3653,7 +3542,7 @@
 </file>
 
 <file path=customXml/itemProps1.xml><?xml version="1.0" encoding="utf-8"?>
-<ds:datastoreItem xmlns:ds="http://schemas.openxmlformats.org/officeDocument/2006/customXml" ds:itemID="{7D07DB36-B892-45E4-B00D-CECC20545270}">
+<ds:datastoreItem xmlns:ds="http://schemas.openxmlformats.org/officeDocument/2006/customXml" ds:itemID="{0C4246C6-7317-459B-AECD-2D87E0EC95CB}">
   <ds:schemaRefs>
     <ds:schemaRef ds:uri="http://schemas.openxmlformats.org/officeDocument/2006/bibliography"/>
   </ds:schemaRefs>

--- a/session-ma/1 Основы функционального программирования (Гордеев Андрей Борисович)/Лабораторные/Соколов Д.А Ик-731 - ЛР2.docx
+++ b/session-ma/1 Основы функционального программирования (Гордеев Андрей Борисович)/Лабораторные/Соколов Д.А Ик-731 - ЛР2.docx
@@ -1,6 +1,6 @@
 
 <file path=word/document.xml><?xml version="1.0" encoding="utf-8"?>
-<w:document xmlns:wpc="http://schemas.microsoft.com/office/word/2010/wordprocessingCanvas" xmlns:cx="http://schemas.microsoft.com/office/drawing/2014/chartex" xmlns:cx1="http://schemas.microsoft.com/office/drawing/2015/9/8/chartex" xmlns:cx2="http://schemas.microsoft.com/office/drawing/2015/10/21/chartex" xmlns:cx3="http://schemas.microsoft.com/office/drawing/2016/5/9/chartex" xmlns:cx4="http://schemas.microsoft.com/office/drawing/2016/5/10/chartex" xmlns:cx5="http://schemas.microsoft.com/office/drawing/2016/5/11/chartex" xmlns:cx6="http://schemas.microsoft.com/office/drawing/2016/5/12/chartex" xmlns:cx7="http://schemas.microsoft.com/office/drawing/2016/5/13/chartex" xmlns:cx8="http://schemas.microsoft.com/office/drawing/2016/5/14/chartex" xmlns:mc="http://schemas.openxmlformats.org/markup-compatibility/2006" xmlns:aink="http://schemas.microsoft.com/office/drawing/2016/ink" xmlns:am3d="http://schemas.microsoft.com/office/drawing/2017/model3d" xmlns:o="urn:schemas-microsoft-com:office:office" xmlns:r="http://schemas.openxmlformats.org/officeDocument/2006/relationships" xmlns:m="http://schemas.openxmlformats.org/officeDocument/2006/math" xmlns:v="urn:schemas-microsoft-com:vml" xmlns:wp14="http://schemas.microsoft.com/office/word/2010/wordprocessingDrawing" xmlns:wp="http://schemas.openxmlformats.org/drawingml/2006/wordprocessingDrawing" xmlns:w10="urn:schemas-microsoft-com:office:word" xmlns:w="http://schemas.openxmlformats.org/wordprocessingml/2006/main" xmlns:w14="http://schemas.microsoft.com/office/word/2010/wordml" xmlns:w15="http://schemas.microsoft.com/office/word/2012/wordml" xmlns:w16cex="http://schemas.microsoft.com/office/word/2018/wordml/cex" xmlns:w16cid="http://schemas.microsoft.com/office/word/2016/wordml/cid" xmlns:w16="http://schemas.microsoft.com/office/word/2018/wordml" xmlns:w16se="http://schemas.microsoft.com/office/word/2015/wordml/symex" xmlns:wpg="http://schemas.microsoft.com/office/word/2010/wordprocessingGroup" xmlns:wpi="http://schemas.microsoft.com/office/word/2010/wordprocessingInk" xmlns:wne="http://schemas.microsoft.com/office/word/2006/wordml" xmlns:wps="http://schemas.microsoft.com/office/word/2010/wordprocessingShape" mc:Ignorable="w14 w15 w16se w16cid w16 w16cex wp14">
+<w:document xmlns:wpc="http://schemas.microsoft.com/office/word/2010/wordprocessingCanvas" xmlns:cx="http://schemas.microsoft.com/office/drawing/2014/chartex" xmlns:cx1="http://schemas.microsoft.com/office/drawing/2015/9/8/chartex" xmlns:cx2="http://schemas.microsoft.com/office/drawing/2015/10/21/chartex" xmlns:cx3="http://schemas.microsoft.com/office/drawing/2016/5/9/chartex" xmlns:cx4="http://schemas.microsoft.com/office/drawing/2016/5/10/chartex" xmlns:cx5="http://schemas.microsoft.com/office/drawing/2016/5/11/chartex" xmlns:cx6="http://schemas.microsoft.com/office/drawing/2016/5/12/chartex" xmlns:cx7="http://schemas.microsoft.com/office/drawing/2016/5/13/chartex" xmlns:cx8="http://schemas.microsoft.com/office/drawing/2016/5/14/chartex" xmlns:mc="http://schemas.openxmlformats.org/markup-compatibility/2006" xmlns:aink="http://schemas.microsoft.com/office/drawing/2016/ink" xmlns:am3d="http://schemas.microsoft.com/office/drawing/2017/model3d" xmlns:o="urn:schemas-microsoft-com:office:office" xmlns:r="http://schemas.openxmlformats.org/officeDocument/2006/relationships" xmlns:m="http://schemas.openxmlformats.org/officeDocument/2006/math" xmlns:v="urn:schemas-microsoft-com:vml" xmlns:wp14="http://schemas.microsoft.com/office/word/2010/wordprocessingDrawing" xmlns:wp="http://schemas.openxmlformats.org/drawingml/2006/wordprocessingDrawing" xmlns:w10="urn:schemas-microsoft-com:office:word" xmlns:w="http://schemas.openxmlformats.org/wordprocessingml/2006/main" xmlns:w14="http://schemas.microsoft.com/office/word/2010/wordml" xmlns:w15="http://schemas.microsoft.com/office/word/2012/wordml" xmlns:w16cex="http://schemas.microsoft.com/office/word/2018/wordml/cex" xmlns:w16cid="http://schemas.microsoft.com/office/word/2016/wordml/cid" xmlns:w16="http://schemas.microsoft.com/office/word/2018/wordml" xmlns:w16sdtdh="http://schemas.microsoft.com/office/word/2020/wordml/sdtdatahash" xmlns:w16se="http://schemas.microsoft.com/office/word/2015/wordml/symex" xmlns:wpg="http://schemas.microsoft.com/office/word/2010/wordprocessingGroup" xmlns:wpi="http://schemas.microsoft.com/office/word/2010/wordprocessingInk" xmlns:wne="http://schemas.microsoft.com/office/word/2006/wordml" xmlns:wps="http://schemas.microsoft.com/office/word/2010/wordprocessingShape" mc:Ignorable="w14 w15 w16se w16cid w16 w16cex w16sdtdh wp14">
   <w:body>
     <w:p>
       <w:pPr>
@@ -1802,6 +1802,7 @@
       </w:pPr>
       <w:r>
         <w:rPr>
+          <w:noProof/>
           <w:sz w:val="28"/>
           <w:szCs w:val="28"/>
         </w:rPr>
@@ -1850,26 +1851,36 @@
         <w:rPr>
           <w:sz w:val="28"/>
           <w:szCs w:val="28"/>
+        </w:rPr>
+      </w:pPr>
+      <w:r>
+        <w:rPr>
+          <w:sz w:val="28"/>
+          <w:szCs w:val="28"/>
+        </w:rPr>
+        <w:t xml:space="preserve">Рис. 1 – Функция </w:t>
+      </w:r>
+      <w:proofErr w:type="spellStart"/>
+      <w:r>
+        <w:rPr>
+          <w:sz w:val="28"/>
+          <w:szCs w:val="28"/>
           <w:lang w:val="en-US"/>
         </w:rPr>
-      </w:pPr>
-      <w:r>
-        <w:rPr>
-          <w:sz w:val="28"/>
-          <w:szCs w:val="28"/>
-        </w:rPr>
-        <w:t xml:space="preserve">Рис. 1 – Функция </w:t>
-      </w:r>
-      <w:proofErr w:type="spellStart"/>
-      <w:r>
-        <w:rPr>
-          <w:sz w:val="28"/>
-          <w:szCs w:val="28"/>
-          <w:lang w:val="en-US"/>
-        </w:rPr>
         <w:t>tenPow</w:t>
       </w:r>
       <w:proofErr w:type="spellEnd"/>
+    </w:p>
+    <w:p>
+      <w:pPr>
+        <w:spacing w:line="360" w:lineRule="auto"/>
+        <w:ind w:firstLine="425"/>
+        <w:jc w:val="center"/>
+        <w:rPr>
+          <w:sz w:val="28"/>
+          <w:szCs w:val="28"/>
+        </w:rPr>
+      </w:pPr>
     </w:p>
     <w:p>
       <w:pPr>
@@ -1879,7 +1890,6 @@
         <w:rPr>
           <w:sz w:val="28"/>
           <w:szCs w:val="28"/>
-          <w:lang w:val="en-US"/>
         </w:rPr>
       </w:pPr>
       <w:r>
@@ -1903,6 +1913,7 @@
       </w:pPr>
       <w:r>
         <w:rPr>
+          <w:noProof/>
           <w:sz w:val="28"/>
           <w:szCs w:val="28"/>
           <w:lang w:val="en-US"/>
@@ -1974,19 +1985,6 @@
     </w:p>
     <w:p>
       <w:pPr>
-        <w:spacing w:line="360" w:lineRule="auto"/>
-        <w:ind w:firstLine="425"/>
-        <w:jc w:val="both"/>
-        <w:rPr>
-          <w:b/>
-          <w:bCs/>
-          <w:sz w:val="28"/>
-          <w:szCs w:val="28"/>
-        </w:rPr>
-      </w:pPr>
-    </w:p>
-    <w:p>
-      <w:pPr>
         <w:widowControl/>
         <w:autoSpaceDE/>
         <w:autoSpaceDN/>
@@ -1999,15 +1997,6 @@
           <w:szCs w:val="28"/>
         </w:rPr>
       </w:pPr>
-      <w:r>
-        <w:rPr>
-          <w:b/>
-          <w:bCs/>
-          <w:sz w:val="28"/>
-          <w:szCs w:val="28"/>
-        </w:rPr>
-        <w:br w:type="page"/>
-      </w:r>
     </w:p>
     <w:p>
       <w:pPr>
@@ -2126,6 +2115,7 @@
       </w:pPr>
       <w:r>
         <w:rPr>
+          <w:noProof/>
           <w:sz w:val="28"/>
           <w:szCs w:val="28"/>
         </w:rPr>
@@ -2174,7 +2164,6 @@
         <w:rPr>
           <w:sz w:val="28"/>
           <w:szCs w:val="28"/>
-          <w:lang w:val="en-US"/>
         </w:rPr>
       </w:pPr>
       <w:r>
@@ -2227,7 +2216,6 @@
         <w:rPr>
           <w:sz w:val="28"/>
           <w:szCs w:val="28"/>
-          <w:lang w:val="en-US"/>
         </w:rPr>
       </w:pPr>
     </w:p>
@@ -2260,6 +2248,7 @@
       </w:pPr>
       <w:r>
         <w:rPr>
+          <w:noProof/>
           <w:sz w:val="28"/>
           <w:szCs w:val="28"/>
         </w:rPr>
@@ -2435,8 +2424,6 @@
           <w:szCs w:val="28"/>
         </w:rPr>
       </w:pPr>
-      <w:bookmarkStart w:id="2" w:name="_GoBack"/>
-      <w:bookmarkEnd w:id="2"/>
       <w:r>
         <w:rPr>
           <w:sz w:val="28"/>
@@ -2533,7 +2520,7 @@
 </file>
 
 <file path=word/numbering.xml><?xml version="1.0" encoding="utf-8"?>
-<w:numbering xmlns:wpc="http://schemas.microsoft.com/office/word/2010/wordprocessingCanvas" xmlns:cx="http://schemas.microsoft.com/office/drawing/2014/chartex" xmlns:cx1="http://schemas.microsoft.com/office/drawing/2015/9/8/chartex" xmlns:cx2="http://schemas.microsoft.com/office/drawing/2015/10/21/chartex" xmlns:cx3="http://schemas.microsoft.com/office/drawing/2016/5/9/chartex" xmlns:cx4="http://schemas.microsoft.com/office/drawing/2016/5/10/chartex" xmlns:cx5="http://schemas.microsoft.com/office/drawing/2016/5/11/chartex" xmlns:cx6="http://schemas.microsoft.com/office/drawing/2016/5/12/chartex" xmlns:cx7="http://schemas.microsoft.com/office/drawing/2016/5/13/chartex" xmlns:cx8="http://schemas.microsoft.com/office/drawing/2016/5/14/chartex" xmlns:mc="http://schemas.openxmlformats.org/markup-compatibility/2006" xmlns:aink="http://schemas.microsoft.com/office/drawing/2016/ink" xmlns:am3d="http://schemas.microsoft.com/office/drawing/2017/model3d" xmlns:o="urn:schemas-microsoft-com:office:office" xmlns:r="http://schemas.openxmlformats.org/officeDocument/2006/relationships" xmlns:m="http://schemas.openxmlformats.org/officeDocument/2006/math" xmlns:v="urn:schemas-microsoft-com:vml" xmlns:wp14="http://schemas.microsoft.com/office/word/2010/wordprocessingDrawing" xmlns:wp="http://schemas.openxmlformats.org/drawingml/2006/wordprocessingDrawing" xmlns:w10="urn:schemas-microsoft-com:office:word" xmlns:w="http://schemas.openxmlformats.org/wordprocessingml/2006/main" xmlns:w14="http://schemas.microsoft.com/office/word/2010/wordml" xmlns:w15="http://schemas.microsoft.com/office/word/2012/wordml" xmlns:w16cex="http://schemas.microsoft.com/office/word/2018/wordml/cex" xmlns:w16cid="http://schemas.microsoft.com/office/word/2016/wordml/cid" xmlns:w16="http://schemas.microsoft.com/office/word/2018/wordml" xmlns:w16se="http://schemas.microsoft.com/office/word/2015/wordml/symex" xmlns:wpg="http://schemas.microsoft.com/office/word/2010/wordprocessingGroup" xmlns:wpi="http://schemas.microsoft.com/office/word/2010/wordprocessingInk" xmlns:wne="http://schemas.microsoft.com/office/word/2006/wordml" xmlns:wps="http://schemas.microsoft.com/office/word/2010/wordprocessingShape" mc:Ignorable="w14 w15 w16se w16cid w16 w16cex wp14">
+<w:numbering xmlns:wpc="http://schemas.microsoft.com/office/word/2010/wordprocessingCanvas" xmlns:cx="http://schemas.microsoft.com/office/drawing/2014/chartex" xmlns:cx1="http://schemas.microsoft.com/office/drawing/2015/9/8/chartex" xmlns:cx2="http://schemas.microsoft.com/office/drawing/2015/10/21/chartex" xmlns:cx3="http://schemas.microsoft.com/office/drawing/2016/5/9/chartex" xmlns:cx4="http://schemas.microsoft.com/office/drawing/2016/5/10/chartex" xmlns:cx5="http://schemas.microsoft.com/office/drawing/2016/5/11/chartex" xmlns:cx6="http://schemas.microsoft.com/office/drawing/2016/5/12/chartex" xmlns:cx7="http://schemas.microsoft.com/office/drawing/2016/5/13/chartex" xmlns:cx8="http://schemas.microsoft.com/office/drawing/2016/5/14/chartex" xmlns:mc="http://schemas.openxmlformats.org/markup-compatibility/2006" xmlns:aink="http://schemas.microsoft.com/office/drawing/2016/ink" xmlns:am3d="http://schemas.microsoft.com/office/drawing/2017/model3d" xmlns:o="urn:schemas-microsoft-com:office:office" xmlns:r="http://schemas.openxmlformats.org/officeDocument/2006/relationships" xmlns:m="http://schemas.openxmlformats.org/officeDocument/2006/math" xmlns:v="urn:schemas-microsoft-com:vml" xmlns:wp14="http://schemas.microsoft.com/office/word/2010/wordprocessingDrawing" xmlns:wp="http://schemas.openxmlformats.org/drawingml/2006/wordprocessingDrawing" xmlns:w10="urn:schemas-microsoft-com:office:word" xmlns:w="http://schemas.openxmlformats.org/wordprocessingml/2006/main" xmlns:w14="http://schemas.microsoft.com/office/word/2010/wordml" xmlns:w15="http://schemas.microsoft.com/office/word/2012/wordml" xmlns:w16cex="http://schemas.microsoft.com/office/word/2018/wordml/cex" xmlns:w16cid="http://schemas.microsoft.com/office/word/2016/wordml/cid" xmlns:w16="http://schemas.microsoft.com/office/word/2018/wordml" xmlns:w16sdtdh="http://schemas.microsoft.com/office/word/2020/wordml/sdtdatahash" xmlns:w16se="http://schemas.microsoft.com/office/word/2015/wordml/symex" xmlns:wpg="http://schemas.microsoft.com/office/word/2010/wordprocessingGroup" xmlns:wpi="http://schemas.microsoft.com/office/word/2010/wordprocessingInk" xmlns:wne="http://schemas.microsoft.com/office/word/2006/wordml" xmlns:wps="http://schemas.microsoft.com/office/word/2010/wordprocessingShape" mc:Ignorable="w14 w15 w16se w16cid w16 w16cex w16sdtdh wp14">
   <w:abstractNum w:abstractNumId="0" w15:restartNumberingAfterBreak="0">
     <w:nsid w:val="6BAE3D12"/>
     <w:multiLevelType w:val="hybridMultilevel"/>
@@ -2630,7 +2617,7 @@
 </file>
 
 <file path=word/styles.xml><?xml version="1.0" encoding="utf-8"?>
-<w:styles xmlns:mc="http://schemas.openxmlformats.org/markup-compatibility/2006" xmlns:r="http://schemas.openxmlformats.org/officeDocument/2006/relationships" xmlns:w="http://schemas.openxmlformats.org/wordprocessingml/2006/main" xmlns:w14="http://schemas.microsoft.com/office/word/2010/wordml" xmlns:w15="http://schemas.microsoft.com/office/word/2012/wordml" xmlns:w16cex="http://schemas.microsoft.com/office/word/2018/wordml/cex" xmlns:w16cid="http://schemas.microsoft.com/office/word/2016/wordml/cid" xmlns:w16="http://schemas.microsoft.com/office/word/2018/wordml" xmlns:w16se="http://schemas.microsoft.com/office/word/2015/wordml/symex" mc:Ignorable="w14 w15 w16se w16cid w16 w16cex">
+<w:styles xmlns:mc="http://schemas.openxmlformats.org/markup-compatibility/2006" xmlns:r="http://schemas.openxmlformats.org/officeDocument/2006/relationships" xmlns:w="http://schemas.openxmlformats.org/wordprocessingml/2006/main" xmlns:w14="http://schemas.microsoft.com/office/word/2010/wordml" xmlns:w15="http://schemas.microsoft.com/office/word/2012/wordml" xmlns:w16cex="http://schemas.microsoft.com/office/word/2018/wordml/cex" xmlns:w16cid="http://schemas.microsoft.com/office/word/2016/wordml/cid" xmlns:w16="http://schemas.microsoft.com/office/word/2018/wordml" xmlns:w16sdtdh="http://schemas.microsoft.com/office/word/2020/wordml/sdtdatahash" xmlns:w16se="http://schemas.microsoft.com/office/word/2015/wordml/symex" mc:Ignorable="w14 w15 w16se w16cid w16 w16cex w16sdtdh">
   <w:docDefaults>
     <w:rPrDefault>
       <w:rPr>
